--- a/TRÓJKA_Bo3.docx
+++ b/TRÓJKA_Bo3.docx
@@ -397,6 +397,7 @@
               <w:left w:w="105" w:type="dxa"/>
               <w:right w:w="105" w:type="dxa"/>
             </w:tcMar>
+            <w:vAlign w:val="center"/>
           </w:tcPr>
           <w:p>
             <w:pPr>
@@ -433,7 +434,17 @@
                 <w:color w:val="000000" w:themeColor="text1"/>
                 <w:lang w:val="pl"/>
               </w:rPr>
-              <w:t>SET 3</w:t>
+              <w:t xml:space="preserve">SET </w:t>
+            </w:r>
+            <w:r>
+              <w:rPr>
+                <w:rFonts w:ascii="Aptos" w:eastAsia="Aptos" w:hAnsi="Aptos" w:cs="Aptos"/>
+                <w:b/>
+                <w:bCs/>
+                <w:color w:val="000000" w:themeColor="text1"/>
+                <w:lang w:val="pl"/>
+              </w:rPr>
+              <w:t>3</w:t>
             </w:r>
           </w:p>
         </w:tc>
@@ -14248,6 +14259,10 @@
     </w:sectPr>
   </w:body>
 </w:document>
+</file>
+
+<file path=word/numbering.xml><?xml version="1.0" encoding="utf-8"?>
+<w:numbering xmlns:wpc="http://schemas.microsoft.com/office/word/2010/wordprocessingCanvas" xmlns:cx="http://schemas.microsoft.com/office/drawing/2014/chartex" xmlns:cx1="http://schemas.microsoft.com/office/drawing/2015/9/8/chartex" xmlns:cx2="http://schemas.microsoft.com/office/drawing/2015/10/21/chartex" xmlns:cx3="http://schemas.microsoft.com/office/drawing/2016/5/9/chartex" xmlns:cx4="http://schemas.microsoft.com/office/drawing/2016/5/10/chartex" xmlns:cx5="http://schemas.microsoft.com/office/drawing/2016/5/11/chartex" xmlns:cx6="http://schemas.microsoft.com/office/drawing/2016/5/12/chartex" xmlns:cx7="http://schemas.microsoft.com/office/drawing/2016/5/13/chartex" xmlns:cx8="http://schemas.microsoft.com/office/drawing/2016/5/14/chartex" xmlns:mc="http://schemas.openxmlformats.org/markup-compatibility/2006" xmlns:aink="http://schemas.microsoft.com/office/drawing/2016/ink" xmlns:am3d="http://schemas.microsoft.com/office/drawing/2017/model3d" xmlns:o="urn:schemas-microsoft-com:office:office" xmlns:oel="http://schemas.microsoft.com/office/2019/extlst" xmlns:r="http://schemas.openxmlformats.org/officeDocument/2006/relationships" xmlns:m="http://schemas.openxmlformats.org/officeDocument/2006/math" xmlns:v="urn:schemas-microsoft-com:vml" xmlns:wp14="http://schemas.microsoft.com/office/word/2010/wordprocessingDrawing" xmlns:wp="http://schemas.openxmlformats.org/drawingml/2006/wordprocessingDrawing" xmlns:w10="urn:schemas-microsoft-com:office:word" xmlns:w="http://schemas.openxmlformats.org/wordprocessingml/2006/main" xmlns:w14="http://schemas.microsoft.com/office/word/2010/wordml" xmlns:w15="http://schemas.microsoft.com/office/word/2012/wordml" xmlns:w16cex="http://schemas.microsoft.com/office/word/2018/wordml/cex" xmlns:w16cid="http://schemas.microsoft.com/office/word/2016/wordml/cid" xmlns:w16="http://schemas.microsoft.com/office/word/2018/wordml" xmlns:w16du="http://schemas.microsoft.com/office/word/2023/wordml/word16du" xmlns:w16sdtdh="http://schemas.microsoft.com/office/word/2020/wordml/sdtdatahash" xmlns:w16sdtfl="http://schemas.microsoft.com/office/word/2024/wordml/sdtformatlock" xmlns:w16se="http://schemas.microsoft.com/office/word/2015/wordml/symex" xmlns:wpg="http://schemas.microsoft.com/office/word/2010/wordprocessingGroup" xmlns:wpi="http://schemas.microsoft.com/office/word/2010/wordprocessingInk" xmlns:wne="http://schemas.microsoft.com/office/word/2006/wordml" xmlns:wps="http://schemas.microsoft.com/office/word/2010/wordprocessingShape" mc:Ignorable="w14 w15 w16se w16cid w16 w16cex w16sdtdh w16sdtfl w16du wp14"/>
 </file>
 
 <file path=word/styles.xml><?xml version="1.0" encoding="utf-8"?>
@@ -14960,6 +14975,17 @@
 </file>
 
 <file path=customXml/item1.xml><?xml version="1.0" encoding="utf-8"?>
+<p:properties xmlns:p="http://schemas.microsoft.com/office/2006/metadata/properties" xmlns:xsi="http://www.w3.org/2001/XMLSchema-instance" xmlns:pc="http://schemas.microsoft.com/office/infopath/2007/PartnerControls">
+  <documentManagement>
+    <TaxCatchAll xmlns="6e3c809f-d77f-4965-8c59-52bc5988e08d" xsi:nil="true"/>
+    <lcf76f155ced4ddcb4097134ff3c332f xmlns="6011e175-94d7-470b-a25b-96e606435ba7">
+      <Terms xmlns="http://schemas.microsoft.com/office/infopath/2007/PartnerControls"/>
+    </lcf76f155ced4ddcb4097134ff3c332f>
+  </documentManagement>
+</p:properties>
+</file>
+
+<file path=customXml/item2.xml><?xml version="1.0" encoding="utf-8"?>
 <ct:contentTypeSchema xmlns:ct="http://schemas.microsoft.com/office/2006/metadata/contentType" xmlns:ma="http://schemas.microsoft.com/office/2006/metadata/properties/metaAttributes" ct:_="" ma:_="" ma:contentTypeName="Dokument" ma:contentTypeID="0x010100E02B0782D6F96B44A7C1A6483B3F88A5" ma:contentTypeVersion="10" ma:contentTypeDescription="Utwórz nowy dokument." ma:contentTypeScope="" ma:versionID="dafbd3aba1efe586ac978fd8b8b0afe5">
   <xsd:schema xmlns:xsd="http://www.w3.org/2001/XMLSchema" xmlns:xs="http://www.w3.org/2001/XMLSchema" xmlns:p="http://schemas.microsoft.com/office/2006/metadata/properties" xmlns:ns2="6011e175-94d7-470b-a25b-96e606435ba7" xmlns:ns3="6e3c809f-d77f-4965-8c59-52bc5988e08d" targetNamespace="http://schemas.microsoft.com/office/2006/metadata/properties" ma:root="true" ma:fieldsID="632b28c003267633fc74dc71523c1969" ns2:_="" ns3:_="">
     <xsd:import namespace="6011e175-94d7-470b-a25b-96e606435ba7"/>
@@ -15148,17 +15174,6 @@
 </ct:contentTypeSchema>
 </file>
 
-<file path=customXml/item2.xml><?xml version="1.0" encoding="utf-8"?>
-<p:properties xmlns:p="http://schemas.microsoft.com/office/2006/metadata/properties" xmlns:xsi="http://www.w3.org/2001/XMLSchema-instance" xmlns:pc="http://schemas.microsoft.com/office/infopath/2007/PartnerControls">
-  <documentManagement>
-    <TaxCatchAll xmlns="6e3c809f-d77f-4965-8c59-52bc5988e08d" xsi:nil="true"/>
-    <lcf76f155ced4ddcb4097134ff3c332f xmlns="6011e175-94d7-470b-a25b-96e606435ba7">
-      <Terms xmlns="http://schemas.microsoft.com/office/infopath/2007/PartnerControls"/>
-    </lcf76f155ced4ddcb4097134ff3c332f>
-  </documentManagement>
-</p:properties>
-</file>
-
 <file path=customXml/item3.xml><?xml version="1.0" encoding="utf-8"?>
 <?mso-contentType ?>
 <FormTemplates xmlns="http://schemas.microsoft.com/sharepoint/v3/contenttype/forms">
@@ -15169,6 +15184,17 @@
 </file>
 
 <file path=customXml/itemProps1.xml><?xml version="1.0" encoding="utf-8"?>
+<ds:datastoreItem xmlns:ds="http://schemas.openxmlformats.org/officeDocument/2006/customXml" ds:itemID="{D1250B38-05D2-4495-BD86-DF85DBE4CE3A}">
+  <ds:schemaRefs>
+    <ds:schemaRef ds:uri="http://schemas.microsoft.com/office/2006/metadata/properties"/>
+    <ds:schemaRef ds:uri="http://schemas.microsoft.com/office/infopath/2007/PartnerControls"/>
+    <ds:schemaRef ds:uri="6e3c809f-d77f-4965-8c59-52bc5988e08d"/>
+    <ds:schemaRef ds:uri="6011e175-94d7-470b-a25b-96e606435ba7"/>
+  </ds:schemaRefs>
+</ds:datastoreItem>
+</file>
+
+<file path=customXml/itemProps2.xml><?xml version="1.0" encoding="utf-8"?>
 <ds:datastoreItem xmlns:ds="http://schemas.openxmlformats.org/officeDocument/2006/customXml" ds:itemID="{8D075643-BC04-4701-AE66-86D30D057DE1}">
   <ds:schemaRefs>
     <ds:schemaRef ds:uri="http://schemas.microsoft.com/office/2006/metadata/contentType"/>
@@ -15187,17 +15213,6 @@
 </ds:datastoreItem>
 </file>
 
-<file path=customXml/itemProps2.xml><?xml version="1.0" encoding="utf-8"?>
-<ds:datastoreItem xmlns:ds="http://schemas.openxmlformats.org/officeDocument/2006/customXml" ds:itemID="{D1250B38-05D2-4495-BD86-DF85DBE4CE3A}">
-  <ds:schemaRefs>
-    <ds:schemaRef ds:uri="http://schemas.microsoft.com/office/2006/metadata/properties"/>
-    <ds:schemaRef ds:uri="http://schemas.microsoft.com/office/infopath/2007/PartnerControls"/>
-    <ds:schemaRef ds:uri="6e3c809f-d77f-4965-8c59-52bc5988e08d"/>
-    <ds:schemaRef ds:uri="6011e175-94d7-470b-a25b-96e606435ba7"/>
-  </ds:schemaRefs>
-</ds:datastoreItem>
-</file>
-
 <file path=customXml/itemProps3.xml><?xml version="1.0" encoding="utf-8"?>
 <ds:datastoreItem xmlns:ds="http://schemas.openxmlformats.org/officeDocument/2006/customXml" ds:itemID="{7CBD2BD3-90DE-4AB6-91CE-6B3CC7002439}">
   <ds:schemaRefs>
